--- a/pitch/exports/pitch-VIDEO_SCRIPT.docx
+++ b/pitch/exports/pitch-VIDEO_SCRIPT.docx
@@ -2,7 +2,7 @@
 <file path=word/document.xml><?xml version="1.0" encoding="utf-8"?>
 <w:document xmlns:w="http://schemas.openxmlformats.org/wordprocessingml/2006/main" xmlns:m="http://schemas.openxmlformats.org/officeDocument/2006/math" xmlns:r="http://schemas.openxmlformats.org/officeDocument/2006/relationships" xmlns:o="urn:schemas-microsoft-com:office:office" xmlns:v="urn:schemas-microsoft-com:vml" xmlns:w10="urn:schemas-microsoft-com:office:word" xmlns:a="http://schemas.openxmlformats.org/drawingml/2006/main" xmlns:pic="http://schemas.openxmlformats.org/drawingml/2006/picture" xmlns:wp="http://schemas.openxmlformats.org/drawingml/2006/wordprocessingDrawing">
   <w:body>
-    <w:bookmarkStart w:id="24" w:name="video-walkthrough-script--5-minutes"/>
+    <w:bookmarkStart w:id="21" w:name="video-walkthrough-script--5-minutes"/>
     <w:p>
       <w:pPr>
         <w:pStyle w:val="Heading1"/>
@@ -71,7 +71,22 @@
         </w:numPr>
       </w:pPr>
       <w:r>
-        <w:t xml:space="preserve">1080p OBS or QuickTime, 30 fps minimum</w:t>
+        <w:t xml:space="preserve">1080p OBS Studio at 30 fps minimum (see</w:t>
+      </w:r>
+      <w:r>
+        <w:t xml:space="preserve"> </w:t>
+      </w:r>
+      <w:r>
+        <w:rPr>
+          <w:rStyle w:val="VerbatimChar"/>
+        </w:rPr>
+        <w:t xml:space="preserve">HOWTO_RECORD_VIDEO.md</w:t>
+      </w:r>
+      <w:r>
+        <w:t xml:space="preserve"> </w:t>
+      </w:r>
+      <w:r>
+        <w:t xml:space="preserve">for setup details)</w:t>
       </w:r>
     </w:p>
     <w:p>
@@ -83,7 +98,7 @@
         </w:numPr>
       </w:pPr>
       <w:r>
-        <w:t xml:space="preserve">Mic: any decent USB or headphone mic; no music in background</w:t>
+        <w:t xml:space="preserve">Mic: any decent USB or headset mic; no music in background</w:t>
       </w:r>
     </w:p>
     <w:p>
@@ -95,7 +110,23 @@
         </w:numPr>
       </w:pPr>
       <w:r>
-        <w:t xml:space="preserve">Browser: full-screen, no extensions visible, signed-in test account ready</w:t>
+        <w:t xml:space="preserve">Browser: Chrome full-screen, no extensions visible,</w:t>
+      </w:r>
+      <w:r>
+        <w:t xml:space="preserve"> </w:t>
+      </w:r>
+      <w:r>
+        <w:rPr>
+          <w:b/>
+          <w:bCs/>
+        </w:rPr>
+        <w:t xml:space="preserve">test account already logged in with starter deck already picked</w:t>
+      </w:r>
+      <w:r>
+        <w:t xml:space="preserve"> </w:t>
+      </w:r>
+      <w:r>
+        <w:t xml:space="preserve">— you DO NOT show the login or starter-pick flow during the recording</w:t>
       </w:r>
     </w:p>
     <w:p>
@@ -107,22 +138,7 @@
         </w:numPr>
       </w:pPr>
       <w:r>
-        <w:t xml:space="preserve">Clear</w:t>
-      </w:r>
-      <w:r>
-        <w:t xml:space="preserve"> </w:t>
-      </w:r>
-      <w:r>
-        <w:rPr>
-          <w:rStyle w:val="VerbatimChar"/>
-        </w:rPr>
-        <w:t xml:space="preserve">localhost</w:t>
-      </w:r>
-      <w:r>
-        <w:t xml:space="preserve"> </w:t>
-      </w:r>
-      <w:r>
-        <w:t xml:space="preserve">→ use the production URL:</w:t>
+        <w:t xml:space="preserve">Use the production URL:</w:t>
       </w:r>
       <w:r>
         <w:t xml:space="preserve"> </w:t>
@@ -143,13 +159,13 @@
         </w:pict>
       </w:r>
     </w:p>
-    <w:bookmarkStart w:id="10" w:name="timing-breakdown"/>
+    <w:bookmarkStart w:id="10" w:name="timing-breakdown-new-structure"/>
     <w:p>
       <w:pPr>
         <w:pStyle w:val="Heading2"/>
       </w:pPr>
       <w:r>
-        <w:t xml:space="preserve">Timing breakdown</w:t>
+        <w:t xml:space="preserve">Timing breakdown (NEW STRUCTURE)</w:t>
       </w:r>
     </w:p>
     <w:tbl>
@@ -209,7 +225,7 @@
               <w:pStyle w:val="Compact"/>
             </w:pPr>
             <w:r>
-              <w:t xml:space="preserve">0:00 – 0:25</w:t>
+              <w:t xml:space="preserve">00:00 – 00:35</w:t>
             </w:r>
           </w:p>
         </w:tc>
@@ -220,7 +236,7 @@
               <w:pStyle w:val="Compact"/>
             </w:pPr>
             <w:r>
-              <w:t xml:space="preserve">Opening hook</w:t>
+              <w:t xml:space="preserve">1. Project intro + Web 2.5 thesis</w:t>
             </w:r>
           </w:p>
         </w:tc>
@@ -231,7 +247,7 @@
               <w:pStyle w:val="Compact"/>
             </w:pPr>
             <w:r>
-              <w:t xml:space="preserve">Set the stake — what is Axie Duel</w:t>
+              <w:t xml:space="preserve">Frame the bet: "Web 2.5 game, F2P wins competitively, NFTs add flavor not power"</w:t>
             </w:r>
           </w:p>
         </w:tc>
@@ -244,7 +260,7 @@
               <w:pStyle w:val="Compact"/>
             </w:pPr>
             <w:r>
-              <w:t xml:space="preserve">0:25 – 1:15</w:t>
+              <w:t xml:space="preserve">00:35 – 01:10</w:t>
             </w:r>
           </w:p>
         </w:tc>
@@ -255,16 +271,7 @@
               <w:pStyle w:val="Compact"/>
             </w:pPr>
             <w:r>
-              <w:t xml:space="preserve">The killer demo:</w:t>
-            </w:r>
-            <w:r>
-              <w:t xml:space="preserve"> </w:t>
-            </w:r>
-            <w:r>
-              <w:rPr>
-                <w:rStyle w:val="VerbatimChar"/>
-              </w:rPr>
-              <w:t xml:space="preserve">/my-axies</w:t>
+              <w:t xml:space="preserve">2. Onboarding overview (mentioned, not shown)</w:t>
             </w:r>
           </w:p>
         </w:tc>
@@ -275,7 +282,7 @@
               <w:pStyle w:val="Compact"/>
             </w:pPr>
             <w:r>
-              <w:t xml:space="preserve">Show the parts → card algorithm live</w:t>
+              <w:t xml:space="preserve">Acknowledge login + starter pick exist, fast — vamos pa'lante</w:t>
             </w:r>
           </w:p>
         </w:tc>
@@ -288,7 +295,7 @@
               <w:pStyle w:val="Compact"/>
             </w:pPr>
             <w:r>
-              <w:t xml:space="preserve">1:15 – 1:55</w:t>
+              <w:t xml:space="preserve">01:10 – 02:30</w:t>
             </w:r>
           </w:p>
         </w:tc>
@@ -299,7 +306,7 @@
               <w:pStyle w:val="Compact"/>
             </w:pPr>
             <w:r>
-              <w:t xml:space="preserve">Onboarding flow</w:t>
+              <w:t xml:space="preserve">3. Core loop — PvE match (Rookie)</w:t>
             </w:r>
           </w:p>
         </w:tc>
@@ -310,7 +317,7 @@
               <w:pStyle w:val="Compact"/>
             </w:pPr>
             <w:r>
-              <w:t xml:space="preserve">Google sign-in → starter deck → tutorial</w:t>
+              <w:t xml:space="preserve">Show the game actually playing — phase wheel, combat, win</w:t>
             </w:r>
           </w:p>
         </w:tc>
@@ -323,7 +330,7 @@
               <w:pStyle w:val="Compact"/>
             </w:pPr>
             <w:r>
-              <w:t xml:space="preserve">1:55 – 3:00</w:t>
+              <w:t xml:space="preserve">02:30 – 03:15</w:t>
             </w:r>
           </w:p>
         </w:tc>
@@ -334,7 +341,7 @@
               <w:pStyle w:val="Compact"/>
             </w:pPr>
             <w:r>
-              <w:t xml:space="preserve">Core loop: a PvE match</w:t>
+              <w:t xml:space="preserve">4. Deck depth + Packs / Sobres economy</w:t>
             </w:r>
           </w:p>
         </w:tc>
@@ -345,7 +352,7 @@
               <w:pStyle w:val="Compact"/>
             </w:pPr>
             <w:r>
-              <w:t xml:space="preserve">Phase wheel, hand, combat, win</w:t>
+              <w:t xml:space="preserve">F2P loop: free + paid packs, same competitive ceiling</w:t>
             </w:r>
           </w:p>
         </w:tc>
@@ -358,7 +365,7 @@
               <w:pStyle w:val="Compact"/>
             </w:pPr>
             <w:r>
-              <w:t xml:space="preserve">3:00 – 3:45</w:t>
+              <w:t xml:space="preserve">03:15 – 04:15</w:t>
             </w:r>
           </w:p>
         </w:tc>
@@ -369,7 +376,22 @@
               <w:pStyle w:val="Compact"/>
             </w:pPr>
             <w:r>
-              <w:t xml:space="preserve">Deck builder + catalog</w:t>
+              <w:t xml:space="preserve">5. Web 3 layer —</w:t>
+            </w:r>
+            <w:r>
+              <w:t xml:space="preserve"> </w:t>
+            </w:r>
+            <w:r>
+              <w:rPr>
+                <w:rStyle w:val="VerbatimChar"/>
+              </w:rPr>
+              <w:t xml:space="preserve">/my-axies</w:t>
+            </w:r>
+            <w:r>
+              <w:t xml:space="preserve"> </w:t>
+            </w:r>
+            <w:r>
+              <w:t xml:space="preserve">+ NFT gold frame ⭐</w:t>
             </w:r>
           </w:p>
         </w:tc>
@@ -380,7 +402,7 @@
               <w:pStyle w:val="Compact"/>
             </w:pPr>
             <w:r>
-              <w:t xml:space="preserve">Show depth</w:t>
+              <w:t xml:space="preserve">The killer demo — moved to the end so it lands hardest</w:t>
             </w:r>
           </w:p>
         </w:tc>
@@ -393,7 +415,7 @@
               <w:pStyle w:val="Compact"/>
             </w:pPr>
             <w:r>
-              <w:t xml:space="preserve">3:45 – 4:20</w:t>
+              <w:t xml:space="preserve">04:15 – 04:45</w:t>
             </w:r>
           </w:p>
         </w:tc>
@@ -404,7 +426,7 @@
               <w:pStyle w:val="Compact"/>
             </w:pPr>
             <w:r>
-              <w:t xml:space="preserve">Tournaments + economy</w:t>
+              <w:t xml:space="preserve">6. Future roadmap (Tournaments, Ronin auth, mainnet)</w:t>
             </w:r>
           </w:p>
         </w:tc>
@@ -415,7 +437,7 @@
               <w:pStyle w:val="Compact"/>
             </w:pPr>
             <w:r>
-              <w:t xml:space="preserve">The 90/10 burn loop</w:t>
+              <w:t xml:space="preserve">Show the disabled Tournaments button + Phase 2 ambition</w:t>
             </w:r>
           </w:p>
         </w:tc>
@@ -428,7 +450,7 @@
               <w:pStyle w:val="Compact"/>
             </w:pPr>
             <w:r>
-              <w:t xml:space="preserve">4:20 – 4:50</w:t>
+              <w:t xml:space="preserve">04:45 – 05:00</w:t>
             </w:r>
           </w:p>
         </w:tc>
@@ -439,7 +461,7 @@
               <w:pStyle w:val="Compact"/>
             </w:pPr>
             <w:r>
-              <w:t xml:space="preserve">Tech under the hood</w:t>
+              <w:t xml:space="preserve">7. Close + CTA</w:t>
             </w:r>
           </w:p>
         </w:tc>
@@ -450,42 +472,7 @@
               <w:pStyle w:val="Compact"/>
             </w:pPr>
             <w:r>
-              <w:t xml:space="preserve">Swagger + repo + tests</w:t>
-            </w:r>
-          </w:p>
-        </w:tc>
-      </w:tr>
-      <w:tr>
-        <w:tc>
-          <w:tcPr/>
-          <w:p>
-            <w:pPr>
-              <w:pStyle w:val="Compact"/>
-            </w:pPr>
-            <w:r>
-              <w:t xml:space="preserve">4:50 – 5:00</w:t>
-            </w:r>
-          </w:p>
-        </w:tc>
-        <w:tc>
-          <w:tcPr/>
-          <w:p>
-            <w:pPr>
-              <w:pStyle w:val="Compact"/>
-            </w:pPr>
-            <w:r>
-              <w:t xml:space="preserve">Close + CTA</w:t>
-            </w:r>
-          </w:p>
-        </w:tc>
-        <w:tc>
-          <w:tcPr/>
-          <w:p>
-            <w:pPr>
-              <w:pStyle w:val="Compact"/>
-            </w:pPr>
-            <w:r>
-              <w:t xml:space="preserve">Where to find the project</w:t>
+              <w:t xml:space="preserve">URLs, repo, email, Builders Program ask</w:t>
             </w:r>
           </w:p>
         </w:tc>
@@ -499,7 +486,7 @@
       </w:r>
     </w:p>
     <w:bookmarkEnd w:id="10"/>
-    <w:bookmarkStart w:id="21" w:name="Xf5b2e7382c49caf6365b1f33cd75a70710bc3b0"/>
+    <w:bookmarkStart w:id="18" w:name="Xf5b2e7382c49caf6365b1f33cd75a70710bc3b0"/>
     <w:p>
       <w:pPr>
         <w:pStyle w:val="Heading2"/>
@@ -508,13 +495,36 @@
         <w:t xml:space="preserve">Spoken script (with screen actions in brackets)</w:t>
       </w:r>
     </w:p>
-    <w:bookmarkStart w:id="11" w:name="X3f7be705f07318ae0790ac5d71ecf755d9e5cb0"/>
+    <w:bookmarkStart w:id="11" w:name="X031c486656b0d2f9aced151dea287d0c9246f1f"/>
     <w:p>
       <w:pPr>
         <w:pStyle w:val="Heading3"/>
       </w:pPr>
       <w:r>
-        <w:t xml:space="preserve">0:00 – 0:25 — Opening hook</w:t>
+        <w:t xml:space="preserve">0:00 – 0:35 — Project intro + Web 2.5 thesis</w:t>
+      </w:r>
+    </w:p>
+    <w:p>
+      <w:pPr>
+        <w:pStyle w:val="FirstParagraph"/>
+      </w:pPr>
+      <w:r>
+        <w:t xml:space="preserve">[On screen: Chrome already open at</w:t>
+      </w:r>
+      <w:r>
+        <w:t xml:space="preserve"> </w:t>
+      </w:r>
+      <w:r>
+        <w:rPr>
+          <w:rStyle w:val="VerbatimChar"/>
+        </w:rPr>
+        <w:t xml:space="preserve">axie-duel.vercel.app</w:t>
+      </w:r>
+      <w:r>
+        <w:t xml:space="preserve"> </w:t>
+      </w:r>
+      <w:r>
+        <w:t xml:space="preserve">homepage]</w:t>
       </w:r>
     </w:p>
     <w:p>
@@ -538,23 +548,36 @@
         <w:t xml:space="preserve"> </w:t>
       </w:r>
       <w:r>
-        <w:t xml:space="preserve">— a tactical card game where every Axie NFT becomes a unique playable card, automatically, via a deterministic algorithm.</w:t>
-      </w:r>
-    </w:p>
-    <w:p>
-      <w:pPr>
-        <w:pStyle w:val="BlockText"/>
-      </w:pPr>
-      <w:r>
-        <w:t xml:space="preserve">Built solo over three months, live in production, and you don't need a wallet to try it. Let me show you the killer feature first."</w:t>
-      </w:r>
-    </w:p>
-    <w:p>
-      <w:pPr>
-        <w:pStyle w:val="FirstParagraph"/>
-      </w:pPr>
-      <w:r>
-        <w:t xml:space="preserve">[On screen: navigate to</w:t>
+        <w:t xml:space="preserve">— a tactical card game built for the Axie Infinity ecosystem.</w:t>
+      </w:r>
+    </w:p>
+    <w:p>
+      <w:pPr>
+        <w:pStyle w:val="BlockText"/>
+      </w:pPr>
+      <w:r>
+        <w:t xml:space="preserve">The thesis is simple:</w:t>
+      </w:r>
+      <w:r>
+        <w:t xml:space="preserve"> </w:t>
+      </w:r>
+      <w:r>
+        <w:rPr>
+          <w:b/>
+          <w:bCs/>
+        </w:rPr>
+        <w:t xml:space="preserve">Axie Duel is a Web 2.5 game</w:t>
+      </w:r>
+      <w:r>
+        <w:t xml:space="preserve">.</w:t>
+      </w:r>
+    </w:p>
+    <w:p>
+      <w:pPr>
+        <w:pStyle w:val="BlockText"/>
+      </w:pPr>
+      <w:r>
+        <w:t xml:space="preserve">[Click into</w:t>
       </w:r>
       <w:r>
         <w:t xml:space="preserve"> </w:t>
@@ -563,10 +586,78 @@
         <w:rPr>
           <w:rStyle w:val="VerbatimChar"/>
         </w:rPr>
-        <w:t xml:space="preserve">https://axie-duel.vercel.app/my-axies</w:t>
+        <w:t xml:space="preserve">/dashboard</w:t>
       </w:r>
       <w:r>
         <w:t xml:space="preserve">]</w:t>
+      </w:r>
+    </w:p>
+    <w:p>
+      <w:pPr>
+        <w:pStyle w:val="BlockText"/>
+      </w:pPr>
+      <w:r>
+        <w:rPr>
+          <w:b/>
+          <w:bCs/>
+        </w:rPr>
+        <w:t xml:space="preserve">Web 2 players</w:t>
+      </w:r>
+      <w:r>
+        <w:t xml:space="preserve"> </w:t>
+      </w:r>
+      <w:r>
+        <w:t xml:space="preserve">sign in with Google in five seconds, get a free competitive starter deck, and can climb all the way to the top of the ladder — without spending a dollar, without owning a single NFT. It just takes more effort, more skill, more time. The free-to-play promise is non-negotiable.</w:t>
+      </w:r>
+    </w:p>
+    <w:p>
+      <w:pPr>
+        <w:pStyle w:val="BlockText"/>
+      </w:pPr>
+      <w:r>
+        <w:rPr>
+          <w:b/>
+          <w:bCs/>
+        </w:rPr>
+        <w:t xml:space="preserve">Web 3 players</w:t>
+      </w:r>
+      <w:r>
+        <w:t xml:space="preserve"> </w:t>
+      </w:r>
+      <w:r>
+        <w:t xml:space="preserve">connect their Ronin wallet, and their Axie NFTs become unique playable cards in this game, derived from each NFT's parts.</w:t>
+      </w:r>
+    </w:p>
+    <w:p>
+      <w:pPr>
+        <w:pStyle w:val="BlockText"/>
+      </w:pPr>
+      <w:r>
+        <w:t xml:space="preserve">Both sides compete on the same ladder.</w:t>
+      </w:r>
+      <w:r>
+        <w:t xml:space="preserve"> </w:t>
+      </w:r>
+      <w:r>
+        <w:rPr>
+          <w:b/>
+          <w:bCs/>
+        </w:rPr>
+        <w:t xml:space="preserve">NFT cards are side-grades, not upgrades.</w:t>
+      </w:r>
+      <w:r>
+        <w:t xml:space="preserve"> </w:t>
+      </w:r>
+      <w:r>
+        <w:t xml:space="preserve">This is our F2P balance manifesto, published openly in the repo.</w:t>
+      </w:r>
+    </w:p>
+    <w:p>
+      <w:pPr>
+        <w:pStyle w:val="BlockText"/>
+      </w:pPr>
+      <w:r>
+        <w:t xml:space="preserve">Built solo, three months intense, in production right now. Let me walk you through it."</w:t>
       </w:r>
     </w:p>
     <w:p>
@@ -577,13 +668,13 @@
       </w:r>
     </w:p>
     <w:bookmarkEnd w:id="11"/>
-    <w:bookmarkStart w:id="12" w:name="X45289e942901835294bfad34d44315967e9df3d"/>
+    <w:bookmarkStart w:id="12" w:name="X40a6e2f7a30ac51ff27b08f9e185f0962ec7af3"/>
     <w:p>
       <w:pPr>
         <w:pStyle w:val="Heading3"/>
       </w:pPr>
       <w:r>
-        <w:t xml:space="preserve">0:25 – 1:15 — The killer demo</w:t>
+        <w:t xml:space="preserve">0:35 – 1:10 — Onboarding overview (mentioned, not shown)</w:t>
       </w:r>
     </w:p>
     <w:p>
@@ -591,460 +682,28 @@
         <w:pStyle w:val="FirstParagraph"/>
       </w:pPr>
       <w:r>
-        <w:t xml:space="preserve">[Click "Run demo" button]</w:t>
-      </w:r>
-    </w:p>
-    <w:p>
-      <w:pPr>
-        <w:pStyle w:val="BlockText"/>
-      </w:pPr>
-      <w:r>
-        <w:t xml:space="preserve">"These five cards just rendered from preset Axie data. Each one was generated by reading the six parts of an Axie — eyes, ears, mouth, horn, back, tail — and running them through our parts → stats algorithm.</w:t>
-      </w:r>
-    </w:p>
-    <w:p>
-      <w:pPr>
-        <w:pStyle w:val="BlockText"/>
-      </w:pPr>
-      <w:r>
-        <w:t xml:space="preserve">Same Axie input always → same card output. No randomness. The algorithm spec is open in the docs folder of the repo, so anyone — including a Sky Mavis evaluator — can audit it.</w:t>
-      </w:r>
-    </w:p>
-    <w:p>
-      <w:pPr>
-        <w:pStyle w:val="BlockText"/>
-      </w:pPr>
-      <w:r>
-        <w:t xml:space="preserve">[Hover over a card] Note the class gradient, the rarity badge, the effect. The Beast Axie #5234 has 'imp' on horn → triggers an on-summon burn for 200 LP. The Plant has snail-shell on back → +500 DEF in defensive position.</w:t>
-      </w:r>
-    </w:p>
-    <w:p>
-      <w:pPr>
-        <w:pStyle w:val="BlockText"/>
-      </w:pPr>
-      <w:r>
-        <w:t xml:space="preserve">[Click 'Live wallet'] If you connect a real Ronin wallet — paste an address — we hit the Axie GraphQL Gateway and fetch live Axies. Same algorithm, real NFTs."</w:t>
-      </w:r>
-    </w:p>
-    <w:p>
-      <w:r>
-        <w:pict>
-          <v:rect style="width:0;height:1.5pt" o:hralign="center" o:hrstd="t" o:hr="t"/>
-        </w:pict>
-      </w:r>
-    </w:p>
-    <w:bookmarkEnd w:id="12"/>
-    <w:bookmarkStart w:id="13" w:name="X31cc925ef8083842d6a8aaf76561657c44ec392"/>
-    <w:p>
-      <w:pPr>
-        <w:pStyle w:val="Heading3"/>
-      </w:pPr>
-      <w:r>
-        <w:t xml:space="preserve">1:15 – 1:55 — Onboarding flow</w:t>
-      </w:r>
-    </w:p>
-    <w:p>
-      <w:pPr>
-        <w:pStyle w:val="FirstParagraph"/>
-      </w:pPr>
-      <w:r>
-        <w:t xml:space="preserve">[Open in private window:</w:t>
-      </w:r>
-      <w:r>
-        <w:t xml:space="preserve"> </w:t>
-      </w:r>
-      <w:hyperlink r:id="rId9">
-        <w:r>
-          <w:rPr>
-            <w:rStyle w:val="Hyperlink"/>
-          </w:rPr>
-          <w:t xml:space="preserve">https://axie-duel.vercel.app</w:t>
-        </w:r>
-      </w:hyperlink>
-      <w:r>
-        <w:t xml:space="preserve">]</w:t>
-      </w:r>
-    </w:p>
-    <w:p>
-      <w:pPr>
-        <w:pStyle w:val="BlockText"/>
-      </w:pPr>
-      <w:r>
-        <w:t xml:space="preserve">"Now the onboarding. This is where the Web 2.5 thesis lives.</w:t>
-      </w:r>
-    </w:p>
-    <w:p>
-      <w:pPr>
-        <w:pStyle w:val="BlockText"/>
-      </w:pPr>
-      <w:r>
-        <w:t xml:space="preserve">[Show login page] Google, Microsoft, Facebook, plus Ronin Waypoint. Web2 player picks Google.</w:t>
-      </w:r>
-    </w:p>
-    <w:p>
-      <w:pPr>
-        <w:pStyle w:val="BlockText"/>
-      </w:pPr>
-      <w:r>
-        <w:t xml:space="preserve">[Skip / show transition] First time → forced starter deck pick — Plant, Bird, or Beast. Lore-accurate, free, +50 Dust bonus.</w:t>
-      </w:r>
-    </w:p>
-    <w:p>
-      <w:pPr>
-        <w:pStyle w:val="BlockText"/>
-      </w:pPr>
-      <w:r>
-        <w:t xml:space="preserve">[Show starter pick] Then a 5-slide forced tutorial covering the phases, the LP bar, the hand, and how to win.</w:t>
-      </w:r>
-    </w:p>
-    <w:p>
-      <w:pPr>
-        <w:pStyle w:val="BlockText"/>
-      </w:pPr>
-      <w:r>
-        <w:t xml:space="preserve">Total time from cold visit to first match: under 2 minutes. No wallet ever required."</w:t>
-      </w:r>
-    </w:p>
-    <w:p>
-      <w:r>
-        <w:pict>
-          <v:rect style="width:0;height:1.5pt" o:hralign="center" o:hrstd="t" o:hr="t"/>
-        </w:pict>
-      </w:r>
-    </w:p>
-    <w:bookmarkEnd w:id="13"/>
-    <w:bookmarkStart w:id="14" w:name="Xc21d1960fc29361291d89e4bc22e16a0118a1e6"/>
-    <w:p>
-      <w:pPr>
-        <w:pStyle w:val="Heading3"/>
-      </w:pPr>
-      <w:r>
-        <w:t xml:space="preserve">1:55 – 3:00 — Core loop: a PvE match</w:t>
-      </w:r>
-    </w:p>
-    <w:p>
-      <w:pPr>
-        <w:pStyle w:val="FirstParagraph"/>
-      </w:pPr>
-      <w:r>
-        <w:t xml:space="preserve">[Navigate to /play/pve?diff=novato]</w:t>
-      </w:r>
-    </w:p>
-    <w:p>
-      <w:pPr>
-        <w:pStyle w:val="BlockText"/>
-      </w:pPr>
-      <w:r>
-        <w:t xml:space="preserve">"Core game loop. This is the dashboard PvE ladder — Novato, Avanzado, Experto. Pick Novato.</w:t>
-      </w:r>
-    </w:p>
-    <w:p>
-      <w:pPr>
-        <w:pStyle w:val="BlockText"/>
-      </w:pPr>
-      <w:r>
-        <w:t xml:space="preserve">[Match starts] The phase wheel — Draw, Standby, Tactical, Combat, Tactical, End. Six phases per turn. Industry-standard pacing.</w:t>
-      </w:r>
-    </w:p>
-    <w:p>
-      <w:pPr>
-        <w:pStyle w:val="BlockText"/>
-      </w:pPr>
-      <w:r>
-        <w:t xml:space="preserve">[Play a card from hand] Cards drop into Tactical. The bot reacts.</w:t>
-      </w:r>
-    </w:p>
-    <w:p>
-      <w:pPr>
-        <w:pStyle w:val="BlockText"/>
-      </w:pPr>
-      <w:r>
-        <w:t xml:space="preserve">[Combat phase] Combat math: ATK minus DEF, modified by class triangle (±15 %). Beast vs Plant = positive class advantage.</w:t>
-      </w:r>
-    </w:p>
-    <w:p>
-      <w:pPr>
-        <w:pStyle w:val="BlockText"/>
-      </w:pPr>
-      <w:r>
-        <w:t xml:space="preserve">[Win the match] Win condition: drop opponent LP from 8000 to 0. Rewards: +50 XP, +10 Dust, daily-quest progress.</w:t>
-      </w:r>
-    </w:p>
-    <w:p>
-      <w:pPr>
-        <w:pStyle w:val="BlockText"/>
-      </w:pPr>
-      <w:r>
-        <w:t xml:space="preserve">Authoritative server. Client sends intentions, server validates with Zod, server decides outcomes. No client-side cheating possible."</w:t>
-      </w:r>
-    </w:p>
-    <w:p>
-      <w:r>
-        <w:pict>
-          <v:rect style="width:0;height:1.5pt" o:hralign="center" o:hrstd="t" o:hr="t"/>
-        </w:pict>
-      </w:r>
-    </w:p>
-    <w:bookmarkEnd w:id="14"/>
-    <w:bookmarkStart w:id="15" w:name="Xca802b84218469631b7b127798165bbfe2919e1"/>
-    <w:p>
-      <w:pPr>
-        <w:pStyle w:val="Heading3"/>
-      </w:pPr>
-      <w:r>
-        <w:t xml:space="preserve">3:00 – 3:45 — Deck builder + catalog</w:t>
-      </w:r>
-    </w:p>
-    <w:p>
-      <w:pPr>
-        <w:pStyle w:val="FirstParagraph"/>
-      </w:pPr>
-      <w:r>
-        <w:t xml:space="preserve">[Navigate back to dashboard → click 'Build deck']</w:t>
-      </w:r>
-    </w:p>
-    <w:p>
-      <w:pPr>
-        <w:pStyle w:val="BlockText"/>
-      </w:pPr>
-      <w:r>
-        <w:t xml:space="preserve">"Deck builder. 31 cards in the playable beta — 20 Axies, 6 Spells, 5 Traps. 40 to 60 cards per deck, max 3 copies per card.</w:t>
-      </w:r>
-    </w:p>
-    <w:p>
-      <w:pPr>
-        <w:pStyle w:val="BlockText"/>
-      </w:pPr>
-      <w:r>
-        <w:t xml:space="preserve">[Click a card → magnifier shows] On mobile this is a tap-to-magnify; on desktop it's a hover preview. Card art, full effect text, class chip, rarity.</w:t>
-      </w:r>
-    </w:p>
-    <w:p>
-      <w:pPr>
-        <w:pStyle w:val="BlockText"/>
-      </w:pPr>
-      <w:r>
-        <w:t xml:space="preserve">[Show catalog page briefly] Full catalog at /cards. Filterable by class, type, rarity.</w:t>
-      </w:r>
-    </w:p>
-    <w:p>
-      <w:pPr>
-        <w:pStyle w:val="BlockText"/>
-      </w:pPr>
-      <w:r>
-        <w:t xml:space="preserve">Roadmap: 100+ cards in the first six months post-grant."</w:t>
-      </w:r>
-    </w:p>
-    <w:p>
-      <w:r>
-        <w:pict>
-          <v:rect style="width:0;height:1.5pt" o:hralign="center" o:hrstd="t" o:hr="t"/>
-        </w:pict>
-      </w:r>
-    </w:p>
-    <w:bookmarkEnd w:id="15"/>
-    <w:bookmarkStart w:id="16" w:name="X1048f72433d27253e9a6de16fbb0cc8384acd02"/>
-    <w:p>
-      <w:pPr>
-        <w:pStyle w:val="Heading3"/>
-      </w:pPr>
-      <w:r>
-        <w:t xml:space="preserve">3:45 – 4:20 — Tournaments + economy</w:t>
-      </w:r>
-    </w:p>
-    <w:p>
-      <w:pPr>
-        <w:pStyle w:val="FirstParagraph"/>
-      </w:pPr>
-      <w:r>
-        <w:t xml:space="preserve">[Navigate to /tournaments or wherever brackets are]</w:t>
-      </w:r>
-    </w:p>
-    <w:p>
-      <w:pPr>
-        <w:pStyle w:val="BlockText"/>
-      </w:pPr>
-      <w:r>
-        <w:t xml:space="preserve">"Tournaments. Single-elimination brackets with byes, prize distribution, automatic refunds on cancel.</w:t>
-      </w:r>
-    </w:p>
-    <w:p>
-      <w:pPr>
-        <w:pStyle w:val="BlockText"/>
-      </w:pPr>
-      <w:r>
-        <w:t xml:space="preserve">[Show a bracket] Entry fee paid in AXS or SLP. 90 % goes to the prize pool. 10 % goes to a permanent burn address — every tournament removes AXS or SLP from circulation forever.</w:t>
-      </w:r>
-    </w:p>
-    <w:p>
-      <w:pPr>
-        <w:pStyle w:val="BlockText"/>
-      </w:pPr>
-      <w:r>
-        <w:t xml:space="preserve">This is the direct AXS demand sink that aligns with Sky Mavis pillar #1.</w:t>
-      </w:r>
-    </w:p>
-    <w:p>
-      <w:pPr>
-        <w:pStyle w:val="BlockText"/>
-      </w:pPr>
-      <w:r>
-        <w:t xml:space="preserve">Daily quests on the dashboard reward small AXS amounts so F2P players can earn entry fees over time. Skill-rewarded payouts, not NFT-rewarded."</w:t>
-      </w:r>
-    </w:p>
-    <w:p>
-      <w:r>
-        <w:pict>
-          <v:rect style="width:0;height:1.5pt" o:hralign="center" o:hrstd="t" o:hr="t"/>
-        </w:pict>
-      </w:r>
-    </w:p>
-    <w:bookmarkEnd w:id="16"/>
-    <w:bookmarkStart w:id="18" w:name="X9d95fbfc71a26c045d7ce9528996479f8c9fe03"/>
-    <w:p>
-      <w:pPr>
-        <w:pStyle w:val="Heading3"/>
-      </w:pPr>
-      <w:r>
-        <w:t xml:space="preserve">4:20 – 4:50 — Tech under the hood</w:t>
-      </w:r>
-    </w:p>
-    <w:p>
-      <w:pPr>
-        <w:pStyle w:val="FirstParagraph"/>
-      </w:pPr>
-      <w:r>
-        <w:t xml:space="preserve">[Open</w:t>
-      </w:r>
-      <w:r>
-        <w:t xml:space="preserve"> </w:t>
-      </w:r>
-      <w:hyperlink r:id="rId17">
-        <w:r>
-          <w:rPr>
-            <w:rStyle w:val="Hyperlink"/>
-          </w:rPr>
-          <w:t xml:space="preserve">https://axie-api-production.up.railway.app/docs</w:t>
-        </w:r>
-      </w:hyperlink>
-      <w:r>
-        <w:t xml:space="preserve"> </w:t>
-      </w:r>
-      <w:r>
-        <w:t xml:space="preserve">in new tab]</w:t>
-      </w:r>
-    </w:p>
-    <w:p>
-      <w:pPr>
-        <w:pStyle w:val="BlockText"/>
-      </w:pPr>
-      <w:r>
-        <w:t xml:space="preserve">"Quick tech tour. Swagger UI documents 42+ endpoints with example payloads. CI runs on every push to main; tests are 73+ green right now.</w:t>
-      </w:r>
-    </w:p>
-    <w:p>
-      <w:pPr>
-        <w:pStyle w:val="BlockText"/>
-      </w:pPr>
-      <w:r>
-        <w:t xml:space="preserve">[Open repo on GitHub] Public monorepo. Turborepo + pnpm 9 + TypeScript strict. Three deployed services: Vercel for web, Railway for API and game-server.</w:t>
-      </w:r>
-    </w:p>
-    <w:p>
-      <w:pPr>
-        <w:pStyle w:val="BlockText"/>
-      </w:pPr>
-      <w:r>
-        <w:t xml:space="preserve">[Open packages/contracts] Three Solidity contracts using OpenZeppelin: AXS off-chain ledger, ERC-20 capped, ERC-721 for game cards. Deploy script ready for Saigon — pending Sky Mavis guidance on testnet faucet provisioning.</w:t>
-      </w:r>
-    </w:p>
-    <w:p>
-      <w:pPr>
-        <w:pStyle w:val="BlockText"/>
-      </w:pPr>
-      <w:r>
-        <w:t xml:space="preserve">[Briefly show docs/PARTS_ALGORITHM.md] The parts algorithm is fully documented and version-locked. v1 today, v2 planned post-mainnet."</w:t>
-      </w:r>
-    </w:p>
-    <w:p>
-      <w:r>
-        <w:pict>
-          <v:rect style="width:0;height:1.5pt" o:hralign="center" o:hrstd="t" o:hr="t"/>
-        </w:pict>
-      </w:r>
-    </w:p>
-    <w:bookmarkEnd w:id="18"/>
-    <w:bookmarkStart w:id="20" w:name="Xe712f93d4d23469cff72dc2cb45064593445f9f"/>
-    <w:p>
-      <w:pPr>
-        <w:pStyle w:val="Heading3"/>
-      </w:pPr>
-      <w:r>
-        <w:t xml:space="preserve">4:50 – 5:00 — Close + CTA</w:t>
-      </w:r>
-    </w:p>
-    <w:p>
-      <w:pPr>
-        <w:pStyle w:val="BlockText"/>
-      </w:pPr>
-      <w:r>
-        <w:t xml:space="preserve">"That's Axie Duel. Live now at axie-duel.vercel.app. Repo at github.com/anuarissa/axie-duel. Email</w:t>
-      </w:r>
-      <w:r>
-        <w:t xml:space="preserve"> </w:t>
-      </w:r>
-      <w:hyperlink r:id="rId19">
-        <w:r>
-          <w:rPr>
-            <w:rStyle w:val="Hyperlink"/>
-          </w:rPr>
-          <w:t xml:space="preserve">anuarissa117@gmail.com</w:t>
-        </w:r>
-      </w:hyperlink>
-      <w:r>
-        <w:t xml:space="preserve">.</w:t>
-      </w:r>
-    </w:p>
-    <w:p>
-      <w:pPr>
-        <w:pStyle w:val="BlockText"/>
-      </w:pPr>
-      <w:r>
-        <w:t xml:space="preserve">Submitted to the Sky Mavis Builders Program. Excited to talk about partnership.</w:t>
-      </w:r>
-    </w:p>
-    <w:p>
-      <w:pPr>
-        <w:pStyle w:val="BlockText"/>
-      </w:pPr>
-      <w:r>
-        <w:t xml:space="preserve">Thanks for watching."</w:t>
-      </w:r>
-    </w:p>
-    <w:p>
-      <w:pPr>
-        <w:pStyle w:val="FirstParagraph"/>
-      </w:pPr>
-      <w:r>
-        <w:t xml:space="preserve">[Fade to title card with: live URL · repo URL · email · "Sky Mavis Builders Program — Submission 2026"]</w:t>
-      </w:r>
-    </w:p>
-    <w:p>
-      <w:r>
-        <w:pict>
-          <v:rect style="width:0;height:1.5pt" o:hralign="center" o:hrstd="t" o:hr="t"/>
-        </w:pict>
-      </w:r>
-    </w:p>
-    <w:bookmarkEnd w:id="20"/>
-    <w:bookmarkEnd w:id="21"/>
-    <w:bookmarkStart w:id="22" w:name="recording-checklist"/>
-    <w:p>
-      <w:pPr>
-        <w:pStyle w:val="Heading2"/>
-      </w:pPr>
-      <w:r>
-        <w:t xml:space="preserve">Recording checklist</w:t>
+        <w:t xml:space="preserve">[On screen: dashboard, with avatar / level / Dust / AXS counters visible, decks panel on the left, daily quests on the right]</w:t>
+      </w:r>
+    </w:p>
+    <w:p>
+      <w:pPr>
+        <w:pStyle w:val="BlockText"/>
+      </w:pPr>
+      <w:r>
+        <w:t xml:space="preserve">"I'm logged in on a test account.</w:t>
+      </w:r>
+      <w:r>
+        <w:t xml:space="preserve"> </w:t>
+      </w:r>
+      <w:r>
+        <w:rPr>
+          <w:b/>
+          <w:bCs/>
+        </w:rPr>
+        <w:t xml:space="preserve">Onboarding is</w:t>
+      </w:r>
+      <w:r>
+        <w:t xml:space="preserve">:</w:t>
       </w:r>
     </w:p>
     <w:p>
@@ -1056,7 +715,350 @@
         </w:numPr>
       </w:pPr>
       <w:r>
-        <w:t xml:space="preserve">Test account logged in BEFORE recording (don't record signup)</w:t>
+        <w:t xml:space="preserve">Sign in with Google — five seconds.</w:t>
+      </w:r>
+    </w:p>
+    <w:p>
+      <w:pPr>
+        <w:pStyle w:val="Compact"/>
+        <w:numPr>
+          <w:ilvl w:val="0"/>
+          <w:numId w:val="1002"/>
+        </w:numPr>
+      </w:pPr>
+      <w:r>
+        <w:t xml:space="preserve">Pick a starter deck — Plant, Bird, or Beast. All three are competitive in F2P hands.</w:t>
+      </w:r>
+    </w:p>
+    <w:p>
+      <w:pPr>
+        <w:pStyle w:val="Compact"/>
+        <w:numPr>
+          <w:ilvl w:val="0"/>
+          <w:numId w:val="1002"/>
+        </w:numPr>
+      </w:pPr>
+      <w:r>
+        <w:t xml:space="preserve">Five-slide forced tutorial — phases, LP bar, hand limits, win condition.</w:t>
+      </w:r>
+    </w:p>
+    <w:p>
+      <w:pPr>
+        <w:pStyle w:val="BlockText"/>
+      </w:pPr>
+      <w:r>
+        <w:t xml:space="preserve">Cold visitor to first match: under two minutes.</w:t>
+      </w:r>
+      <w:r>
+        <w:t xml:space="preserve"> </w:t>
+      </w:r>
+      <w:r>
+        <w:rPr>
+          <w:b/>
+          <w:bCs/>
+        </w:rPr>
+        <w:t xml:space="preserve">No wallet required, ever.</w:t>
+      </w:r>
+    </w:p>
+    <w:p>
+      <w:pPr>
+        <w:pStyle w:val="BlockText"/>
+      </w:pPr>
+      <w:r>
+        <w:t xml:space="preserve">In the near future,</w:t>
+      </w:r>
+      <w:r>
+        <w:t xml:space="preserve"> </w:t>
+      </w:r>
+      <w:r>
+        <w:rPr>
+          <w:b/>
+          <w:bCs/>
+        </w:rPr>
+        <w:t xml:space="preserve">Ronin Waypoint</w:t>
+      </w:r>
+      <w:r>
+        <w:t xml:space="preserve"> </w:t>
+      </w:r>
+      <w:r>
+        <w:t xml:space="preserve">and</w:t>
+      </w:r>
+      <w:r>
+        <w:t xml:space="preserve"> </w:t>
+      </w:r>
+      <w:r>
+        <w:rPr>
+          <w:b/>
+          <w:bCs/>
+        </w:rPr>
+        <w:t xml:space="preserve">Ronin Wallet</w:t>
+      </w:r>
+      <w:r>
+        <w:t xml:space="preserve"> </w:t>
+      </w:r>
+      <w:r>
+        <w:t xml:space="preserve">will be added as auth options — for players who want to bring their NFTs in from day one. Today, just Google."</w:t>
+      </w:r>
+    </w:p>
+    <w:p>
+      <w:pPr>
+        <w:pStyle w:val="FirstParagraph"/>
+      </w:pPr>
+      <w:r>
+        <w:t xml:space="preserve">[Briefly hover over the "Connect Ronin Wallet" button in the header to show it exists but isn't required]</w:t>
+      </w:r>
+    </w:p>
+    <w:p>
+      <w:r>
+        <w:pict>
+          <v:rect style="width:0;height:1.5pt" o:hralign="center" o:hrstd="t" o:hr="t"/>
+        </w:pict>
+      </w:r>
+    </w:p>
+    <w:bookmarkEnd w:id="12"/>
+    <w:bookmarkStart w:id="13" w:name="Xe155ee858058cb5bc0d5ddc105510fa60b9e9ba"/>
+    <w:p>
+      <w:pPr>
+        <w:pStyle w:val="Heading3"/>
+      </w:pPr>
+      <w:r>
+        <w:t xml:space="preserve">1:10 – 2:30 — Core loop: PvE match (Rookie)</w:t>
+      </w:r>
+    </w:p>
+    <w:p>
+      <w:pPr>
+        <w:pStyle w:val="FirstParagraph"/>
+      </w:pPr>
+      <w:r>
+        <w:t xml:space="preserve">[Scroll to the PvE ladder section — show the three tiers: Rookie / Veteran / Master]</w:t>
+      </w:r>
+    </w:p>
+    <w:p>
+      <w:pPr>
+        <w:pStyle w:val="BlockText"/>
+      </w:pPr>
+      <w:r>
+        <w:t xml:space="preserve">"Core game loop. PvE ladder has three difficulties:</w:t>
+      </w:r>
+      <w:r>
+        <w:t xml:space="preserve"> </w:t>
+      </w:r>
+      <w:r>
+        <w:rPr>
+          <w:b/>
+          <w:bCs/>
+        </w:rPr>
+        <w:t xml:space="preserve">Rookie</w:t>
+      </w:r>
+      <w:r>
+        <w:t xml:space="preserve">,</w:t>
+      </w:r>
+      <w:r>
+        <w:t xml:space="preserve"> </w:t>
+      </w:r>
+      <w:r>
+        <w:rPr>
+          <w:b/>
+          <w:bCs/>
+        </w:rPr>
+        <w:t xml:space="preserve">Veteran</w:t>
+      </w:r>
+      <w:r>
+        <w:t xml:space="preserve">,</w:t>
+      </w:r>
+      <w:r>
+        <w:t xml:space="preserve"> </w:t>
+      </w:r>
+      <w:r>
+        <w:rPr>
+          <w:b/>
+          <w:bCs/>
+        </w:rPr>
+        <w:t xml:space="preserve">Master</w:t>
+      </w:r>
+      <w:r>
+        <w:t xml:space="preserve">. Bot AI scales with each — Master uses class advantage logic and tribute economy. Today I'll play Rookie to show the basics fast."</w:t>
+      </w:r>
+    </w:p>
+    <w:p>
+      <w:pPr>
+        <w:pStyle w:val="BlockText"/>
+      </w:pPr>
+      <w:r>
+        <w:t xml:space="preserve">[Click "Rookie" → match starts]</w:t>
+      </w:r>
+    </w:p>
+    <w:p>
+      <w:pPr>
+        <w:pStyle w:val="BlockText"/>
+      </w:pPr>
+      <w:r>
+        <w:t xml:space="preserve">"Six-phase turn: Draw, Standby, Tactical, Combat, Tactical, End. Industry-standard pacing for TCGs.</w:t>
+      </w:r>
+    </w:p>
+    <w:p>
+      <w:pPr>
+        <w:pStyle w:val="BlockText"/>
+      </w:pPr>
+      <w:r>
+        <w:t xml:space="preserve">[Play a card from hand into the field]</w:t>
+      </w:r>
+    </w:p>
+    <w:p>
+      <w:pPr>
+        <w:pStyle w:val="BlockText"/>
+      </w:pPr>
+      <w:r>
+        <w:t xml:space="preserve">Cards drop in Tactical. The bot reacts.</w:t>
+      </w:r>
+    </w:p>
+    <w:p>
+      <w:pPr>
+        <w:pStyle w:val="BlockText"/>
+      </w:pPr>
+      <w:r>
+        <w:t xml:space="preserve">[Enter Combat phase]</w:t>
+      </w:r>
+    </w:p>
+    <w:p>
+      <w:pPr>
+        <w:pStyle w:val="BlockText"/>
+      </w:pPr>
+      <w:r>
+        <w:t xml:space="preserve">Combat math: ATK minus DEF, with class triangle giving ±15 percent shifts. Beast versus Plant — that's a class advantage, the damage is amplified.</w:t>
+      </w:r>
+    </w:p>
+    <w:p>
+      <w:pPr>
+        <w:pStyle w:val="BlockText"/>
+      </w:pPr>
+      <w:r>
+        <w:t xml:space="preserve">[Win the match]</w:t>
+      </w:r>
+    </w:p>
+    <w:p>
+      <w:pPr>
+        <w:pStyle w:val="BlockText"/>
+      </w:pPr>
+      <w:r>
+        <w:t xml:space="preserve">Win condition: drop opponent LP from 8000 to 0. Rewards: 50 XP, 10 Dust, plus daily-quest progress.</w:t>
+      </w:r>
+    </w:p>
+    <w:p>
+      <w:pPr>
+        <w:pStyle w:val="BlockText"/>
+      </w:pPr>
+      <w:r>
+        <w:t xml:space="preserve">Critical:</w:t>
+      </w:r>
+      <w:r>
+        <w:t xml:space="preserve"> </w:t>
+      </w:r>
+      <w:r>
+        <w:rPr>
+          <w:b/>
+          <w:bCs/>
+        </w:rPr>
+        <w:t xml:space="preserve">this is an authoritative server</w:t>
+      </w:r>
+      <w:r>
+        <w:t xml:space="preserve">. The client sends intentions, the Colyseus game-server validates them with Zod schemas, the server alone decides outcomes. Anti-cheat by architecture, day one."</w:t>
+      </w:r>
+    </w:p>
+    <w:p>
+      <w:r>
+        <w:pict>
+          <v:rect style="width:0;height:1.5pt" o:hralign="center" o:hrstd="t" o:hr="t"/>
+        </w:pict>
+      </w:r>
+    </w:p>
+    <w:bookmarkEnd w:id="13"/>
+    <w:bookmarkStart w:id="14" w:name="Xecfd87d3317b9976f60a5bbee63aa459681c3d0"/>
+    <w:p>
+      <w:pPr>
+        <w:pStyle w:val="Heading3"/>
+      </w:pPr>
+      <w:r>
+        <w:t xml:space="preserve">2:30 – 3:15 — Deck depth + Packs / Sobres economy</w:t>
+      </w:r>
+    </w:p>
+    <w:p>
+      <w:pPr>
+        <w:pStyle w:val="FirstParagraph"/>
+      </w:pPr>
+      <w:r>
+        <w:t xml:space="preserve">[Navigate back to dashboard → click "🛠️ Build deck"]</w:t>
+      </w:r>
+    </w:p>
+    <w:p>
+      <w:pPr>
+        <w:pStyle w:val="BlockText"/>
+      </w:pPr>
+      <w:r>
+        <w:t xml:space="preserve">"Deck building lives here.</w:t>
+      </w:r>
+      <w:r>
+        <w:t xml:space="preserve"> </w:t>
+      </w:r>
+      <w:r>
+        <w:rPr>
+          <w:b/>
+          <w:bCs/>
+        </w:rPr>
+        <w:t xml:space="preserve">31 cards</w:t>
+      </w:r>
+      <w:r>
+        <w:t xml:space="preserve"> </w:t>
+      </w:r>
+      <w:r>
+        <w:t xml:space="preserve">in the beta — 20 Axies, 6 Spells, 5 Traps. 40 to 60 cards per deck, max 3 copies each. Classic TCG rules.</w:t>
+      </w:r>
+    </w:p>
+    <w:p>
+      <w:pPr>
+        <w:pStyle w:val="BlockText"/>
+      </w:pPr>
+      <w:r>
+        <w:t xml:space="preserve">[Briefly show the deck builder with the magnifier preview, then navigate to /store]</w:t>
+      </w:r>
+    </w:p>
+    <w:p>
+      <w:pPr>
+        <w:pStyle w:val="BlockText"/>
+      </w:pPr>
+      <w:r>
+        <w:rPr>
+          <w:b/>
+          <w:bCs/>
+        </w:rPr>
+        <w:t xml:space="preserve">Card acquisition</w:t>
+      </w:r>
+      <w:r>
+        <w:t xml:space="preserve"> </w:t>
+      </w:r>
+      <w:r>
+        <w:t xml:space="preserve">is the heart of the F2P loop. Players power up their decks via</w:t>
+      </w:r>
+      <w:r>
+        <w:t xml:space="preserve"> </w:t>
+      </w:r>
+      <w:r>
+        <w:rPr>
+          <w:b/>
+          <w:bCs/>
+        </w:rPr>
+        <w:t xml:space="preserve">booster packs</w:t>
+      </w:r>
+      <w:r>
+        <w:t xml:space="preserve">:</w:t>
+      </w:r>
+    </w:p>
+    <w:p>
+      <w:pPr>
+        <w:pStyle w:val="BlockText"/>
+      </w:pPr>
+      <w:r>
+        <w:t xml:space="preserve">[On the /store page, point to the three pack types]</w:t>
       </w:r>
     </w:p>
     <w:p>
@@ -1068,7 +1070,540 @@
         </w:numPr>
       </w:pPr>
       <w:r>
-        <w:t xml:space="preserve">Browser cleaned: no other tabs, no bookmarks bar, no extensions visible</w:t>
+        <w:rPr>
+          <w:b/>
+          <w:bCs/>
+        </w:rPr>
+        <w:t xml:space="preserve">Free packs</w:t>
+      </w:r>
+      <w:r>
+        <w:t xml:space="preserve"> </w:t>
+      </w:r>
+      <w:r>
+        <w:t xml:space="preserve">— earned over time through daily quests, ladder wins, and tournament participation.</w:t>
+      </w:r>
+    </w:p>
+    <w:p>
+      <w:pPr>
+        <w:pStyle w:val="Compact"/>
+        <w:numPr>
+          <w:ilvl w:val="0"/>
+          <w:numId w:val="1003"/>
+        </w:numPr>
+      </w:pPr>
+      <w:r>
+        <w:rPr>
+          <w:b/>
+          <w:bCs/>
+        </w:rPr>
+        <w:t xml:space="preserve">Paid packs</w:t>
+      </w:r>
+      <w:r>
+        <w:t xml:space="preserve"> </w:t>
+      </w:r>
+      <w:r>
+        <w:t xml:space="preserve">— bought with AXS or in-game Dust for players who want to progress faster.</w:t>
+      </w:r>
+    </w:p>
+    <w:p>
+      <w:pPr>
+        <w:pStyle w:val="BlockText"/>
+      </w:pPr>
+      <w:r>
+        <w:t xml:space="preserve">Either path leads to the</w:t>
+      </w:r>
+      <w:r>
+        <w:t xml:space="preserve"> </w:t>
+      </w:r>
+      <w:r>
+        <w:rPr>
+          <w:b/>
+          <w:bCs/>
+        </w:rPr>
+        <w:t xml:space="preserve">same competitive ceiling</w:t>
+      </w:r>
+      <w:r>
+        <w:t xml:space="preserve">. Money buys speed, not power. The free-to-play player gets to top ladder, just slower. This is the contract with the player.</w:t>
+      </w:r>
+    </w:p>
+    <w:p>
+      <w:pPr>
+        <w:pStyle w:val="BlockText"/>
+      </w:pPr>
+      <w:r>
+        <w:rPr>
+          <w:b/>
+          <w:bCs/>
+        </w:rPr>
+        <w:t xml:space="preserve">NFT cards are different.</w:t>
+      </w:r>
+      <w:r>
+        <w:t xml:space="preserve"> </w:t>
+      </w:r>
+      <w:r>
+        <w:t xml:space="preserve">They don't come from packs. They come from your actual Axie NFTs on Ronin, via a deterministic algorithm. Let me show you that next — this is the killer feature."</w:t>
+      </w:r>
+    </w:p>
+    <w:p>
+      <w:r>
+        <w:pict>
+          <v:rect style="width:0;height:1.5pt" o:hralign="center" o:hrstd="t" o:hr="t"/>
+        </w:pict>
+      </w:r>
+    </w:p>
+    <w:bookmarkEnd w:id="14"/>
+    <w:bookmarkStart w:id="15" w:name="X99f5aed2cff963c6c91058d1cea682085947f89"/>
+    <w:p>
+      <w:pPr>
+        <w:pStyle w:val="Heading3"/>
+      </w:pPr>
+      <w:r>
+        <w:t xml:space="preserve">3:15 – 4:15 — Web 3 layer:</w:t>
+      </w:r>
+      <w:r>
+        <w:t xml:space="preserve"> </w:t>
+      </w:r>
+      <w:r>
+        <w:rPr>
+          <w:rStyle w:val="VerbatimChar"/>
+        </w:rPr>
+        <w:t xml:space="preserve">/my-axies</w:t>
+      </w:r>
+      <w:r>
+        <w:t xml:space="preserve"> </w:t>
+      </w:r>
+      <w:r>
+        <w:t xml:space="preserve">+ NFT gold frame ⭐ THE KILLER DEMO</w:t>
+      </w:r>
+    </w:p>
+    <w:p>
+      <w:pPr>
+        <w:pStyle w:val="FirstParagraph"/>
+      </w:pPr>
+      <w:r>
+        <w:t xml:space="preserve">[Navigate to</w:t>
+      </w:r>
+      <w:r>
+        <w:t xml:space="preserve"> </w:t>
+      </w:r>
+      <w:r>
+        <w:rPr>
+          <w:rStyle w:val="VerbatimChar"/>
+        </w:rPr>
+        <w:t xml:space="preserve">/my-axies</w:t>
+      </w:r>
+      <w:r>
+        <w:t xml:space="preserve">]</w:t>
+      </w:r>
+    </w:p>
+    <w:p>
+      <w:pPr>
+        <w:pStyle w:val="BlockText"/>
+      </w:pPr>
+      <w:r>
+        <w:t xml:space="preserve">"The Web 3 layer. This is where Axie NFTs become real, mechanically-relevant cards.</w:t>
+      </w:r>
+    </w:p>
+    <w:p>
+      <w:pPr>
+        <w:pStyle w:val="BlockText"/>
+      </w:pPr>
+      <w:r>
+        <w:t xml:space="preserve">The algorithm: connect Ronin wallet → server reads</w:t>
+      </w:r>
+      <w:r>
+        <w:t xml:space="preserve"> </w:t>
+      </w:r>
+      <w:r>
+        <w:rPr>
+          <w:rStyle w:val="VerbatimChar"/>
+        </w:rPr>
+        <w:t xml:space="preserve">balanceOf</w:t>
+      </w:r>
+      <w:r>
+        <w:t xml:space="preserve"> </w:t>
+      </w:r>
+      <w:r>
+        <w:t xml:space="preserve">on-chain → queries the Axie GraphQL Gateway for each Axie's six parts (eyes, ears, mouth, horn, back, tail) → applies a deterministic lookup table → renders a unique playable card with stats, class, level, and an effect.</w:t>
+      </w:r>
+    </w:p>
+    <w:p>
+      <w:pPr>
+        <w:pStyle w:val="BlockText"/>
+      </w:pPr>
+      <w:r>
+        <w:t xml:space="preserve">Same Axie always produces the same card.</w:t>
+      </w:r>
+      <w:r>
+        <w:t xml:space="preserve"> </w:t>
+      </w:r>
+      <w:r>
+        <w:rPr>
+          <w:b/>
+          <w:bCs/>
+        </w:rPr>
+        <w:t xml:space="preserve">No randomness.</w:t>
+      </w:r>
+      <w:r>
+        <w:t xml:space="preserve"> </w:t>
+      </w:r>
+      <w:r>
+        <w:t xml:space="preserve">Audit-friendly. The card is server-signed at match start, so the client cannot modify stats.</w:t>
+      </w:r>
+    </w:p>
+    <w:p>
+      <w:pPr>
+        <w:pStyle w:val="BlockText"/>
+      </w:pPr>
+      <w:r>
+        <w:t xml:space="preserve">[Click 'Run demo' — 5 cards render with animated gold frames]</w:t>
+      </w:r>
+    </w:p>
+    <w:p>
+      <w:pPr>
+        <w:pStyle w:val="BlockText"/>
+      </w:pPr>
+      <w:r>
+        <w:t xml:space="preserve">Five Axies, five unique cards. Beast, Plant, Bird, Bug, Aqua.</w:t>
+      </w:r>
+    </w:p>
+    <w:p>
+      <w:pPr>
+        <w:pStyle w:val="BlockText"/>
+      </w:pPr>
+      <w:r>
+        <w:rPr>
+          <w:b/>
+          <w:bCs/>
+        </w:rPr>
+        <w:t xml:space="preserve">Notice the gold animated frame on every card.</w:t>
+      </w:r>
+      <w:r>
+        <w:t xml:space="preserve"> </w:t>
+      </w:r>
+      <w:r>
+        <w:t xml:space="preserve">That's our visual identity for</w:t>
+      </w:r>
+      <w:r>
+        <w:t xml:space="preserve"> </w:t>
+      </w:r>
+      <w:r>
+        <w:rPr>
+          <w:b/>
+          <w:bCs/>
+        </w:rPr>
+        <w:t xml:space="preserve">NFT-derived cards</w:t>
+      </w:r>
+      <w:r>
+        <w:t xml:space="preserve">. Web 2 starter cards and earned pack cards have neutral frames.</w:t>
+      </w:r>
+      <w:r>
+        <w:t xml:space="preserve"> </w:t>
+      </w:r>
+      <w:r>
+        <w:rPr>
+          <w:b/>
+          <w:bCs/>
+        </w:rPr>
+        <w:t xml:space="preserve">NFT cards have this shimmering gold border plus the NFT badge top-left.</w:t>
+      </w:r>
+      <w:r>
+        <w:t xml:space="preserve"> </w:t>
+      </w:r>
+      <w:r>
+        <w:t xml:space="preserve">At a glance, a player knows which cards in their collection are NFT-backed.</w:t>
+      </w:r>
+    </w:p>
+    <w:p>
+      <w:pPr>
+        <w:pStyle w:val="BlockText"/>
+      </w:pPr>
+      <w:r>
+        <w:rPr>
+          <w:b/>
+          <w:bCs/>
+        </w:rPr>
+        <w:t xml:space="preserve">Collectibility cue, not power cue.</w:t>
+      </w:r>
+      <w:r>
+        <w:t xml:space="preserve"> </w:t>
+      </w:r>
+      <w:r>
+        <w:t xml:space="preserve">Stats stay within the same band as F2P cards. The gold is identity, not advantage.</w:t>
+      </w:r>
+    </w:p>
+    <w:p>
+      <w:pPr>
+        <w:pStyle w:val="BlockText"/>
+      </w:pPr>
+      <w:r>
+        <w:t xml:space="preserve">[Hover over one card to show the effect description]</w:t>
+      </w:r>
+    </w:p>
+    <w:p>
+      <w:pPr>
+        <w:pStyle w:val="BlockText"/>
+      </w:pPr>
+      <w:r>
+        <w:t xml:space="preserve">Three million plus Axies in circulation. Three million plus potentially unique playable cards. Zero manual art required.</w:t>
+      </w:r>
+    </w:p>
+    <w:p>
+      <w:pPr>
+        <w:pStyle w:val="BlockText"/>
+      </w:pPr>
+      <w:r>
+        <w:t xml:space="preserve">Live mode supports any Ronin address — paste a wallet, we hit the GraphQL gateway and render their real Axies. The Demo Mode you see uses preset Axies so this works without a wallet for the evaluator."</w:t>
+      </w:r>
+    </w:p>
+    <w:p>
+      <w:r>
+        <w:pict>
+          <v:rect style="width:0;height:1.5pt" o:hralign="center" o:hrstd="t" o:hr="t"/>
+        </w:pict>
+      </w:r>
+    </w:p>
+    <w:bookmarkEnd w:id="15"/>
+    <w:bookmarkStart w:id="16" w:name="X1fa7214f8c4487ee3172020d3c69d259d1efe92"/>
+    <w:p>
+      <w:pPr>
+        <w:pStyle w:val="Heading3"/>
+      </w:pPr>
+      <w:r>
+        <w:t xml:space="preserve">4:15 – 4:45 — Future roadmap (organized future)</w:t>
+      </w:r>
+    </w:p>
+    <w:p>
+      <w:pPr>
+        <w:pStyle w:val="FirstParagraph"/>
+      </w:pPr>
+      <w:r>
+        <w:t xml:space="preserve">[Navigate back to dashboard → highlight the disabled "🏆 Tournaments [Phase 2]" button]</w:t>
+      </w:r>
+    </w:p>
+    <w:p>
+      <w:pPr>
+        <w:pStyle w:val="BlockText"/>
+      </w:pPr>
+      <w:r>
+        <w:t xml:space="preserve">"What's next — three concrete fronts, in order:</w:t>
+      </w:r>
+    </w:p>
+    <w:p>
+      <w:pPr>
+        <w:pStyle w:val="BlockText"/>
+      </w:pPr>
+      <w:r>
+        <w:rPr>
+          <w:b/>
+          <w:bCs/>
+        </w:rPr>
+        <w:t xml:space="preserve">One — Tournaments.</w:t>
+      </w:r>
+      <w:r>
+        <w:t xml:space="preserve"> </w:t>
+      </w:r>
+      <w:r>
+        <w:t xml:space="preserve">You see this disabled gold button on the dashboard. Ships in Phase 2 when the PvP ladder goes live. Entry in AXS or SLP, split</w:t>
+      </w:r>
+      <w:r>
+        <w:t xml:space="preserve"> </w:t>
+      </w:r>
+      <w:r>
+        <w:rPr>
+          <w:b/>
+          <w:bCs/>
+        </w:rPr>
+        <w:t xml:space="preserve">90 percent to players, 5 percent permanent burn, 5 percent to a transparent multisig game treasury</w:t>
+      </w:r>
+      <w:r>
+        <w:t xml:space="preserve"> </w:t>
+      </w:r>
+      <w:r>
+        <w:t xml:space="preserve">that funds content, audits, and free-tournament prize seeding. Sky Mavis pillar one is AXS demand sinks — this is direct, on-chain, auditable deflationary pressure, plus a sustainable runway.</w:t>
+      </w:r>
+    </w:p>
+    <w:p>
+      <w:pPr>
+        <w:pStyle w:val="BlockText"/>
+      </w:pPr>
+      <w:r>
+        <w:rPr>
+          <w:b/>
+          <w:bCs/>
+        </w:rPr>
+        <w:t xml:space="preserve">Two — Ronin auth.</w:t>
+      </w:r>
+      <w:r>
+        <w:t xml:space="preserve"> </w:t>
+      </w:r>
+      <w:r>
+        <w:t xml:space="preserve">Today: Google sign-in. Next:</w:t>
+      </w:r>
+      <w:r>
+        <w:t xml:space="preserve"> </w:t>
+      </w:r>
+      <w:r>
+        <w:rPr>
+          <w:b/>
+          <w:bCs/>
+        </w:rPr>
+        <w:t xml:space="preserve">Waypoint MPC plus EIP-4361 SIWE</w:t>
+      </w:r>
+      <w:r>
+        <w:t xml:space="preserve">. Both are already coded in the repo, awaiting partnership to ship.</w:t>
+      </w:r>
+    </w:p>
+    <w:p>
+      <w:pPr>
+        <w:pStyle w:val="BlockText"/>
+      </w:pPr>
+      <w:r>
+        <w:rPr>
+          <w:b/>
+          <w:bCs/>
+        </w:rPr>
+        <w:t xml:space="preserve">Three — Mainnet contracts.</w:t>
+      </w:r>
+      <w:r>
+        <w:t xml:space="preserve"> </w:t>
+      </w:r>
+      <w:r>
+        <w:t xml:space="preserve">Three Solidity contracts using OpenZeppelin — ERC-721 for game cards, ERC-20 capped for soft currency, AXS mock for testing.</w:t>
+      </w:r>
+      <w:r>
+        <w:t xml:space="preserve"> </w:t>
+      </w:r>
+      <w:r>
+        <w:rPr>
+          <w:b/>
+          <w:bCs/>
+        </w:rPr>
+        <w:t xml:space="preserve">Saigon-ready, deploy script committed.</w:t>
+      </w:r>
+      <w:r>
+        <w:t xml:space="preserve"> </w:t>
+      </w:r>
+      <w:r>
+        <w:t xml:space="preserve">Holding off on broadcast until Sky Mavis guides the audit track and Saigon faucet provision."</w:t>
+      </w:r>
+    </w:p>
+    <w:p>
+      <w:r>
+        <w:pict>
+          <v:rect style="width:0;height:1.5pt" o:hralign="center" o:hrstd="t" o:hr="t"/>
+        </w:pict>
+      </w:r>
+    </w:p>
+    <w:bookmarkEnd w:id="16"/>
+    <w:bookmarkStart w:id="17" w:name="Xd37297b62bc143718dda4a94deb7b6167767ac5"/>
+    <w:p>
+      <w:pPr>
+        <w:pStyle w:val="Heading3"/>
+      </w:pPr>
+      <w:r>
+        <w:t xml:space="preserve">4:45 – 5:00 — Close + CTA</w:t>
+      </w:r>
+    </w:p>
+    <w:p>
+      <w:pPr>
+        <w:pStyle w:val="FirstParagraph"/>
+      </w:pPr>
+      <w:r>
+        <w:t xml:space="preserve">[Final title card: dark background, three URLs + email]</w:t>
+      </w:r>
+    </w:p>
+    <w:p>
+      <w:pPr>
+        <w:pStyle w:val="BlockText"/>
+      </w:pPr>
+      <w:r>
+        <w:t xml:space="preserve">"That's Axie Duel. Web 2.5, production grade, three deployed services, seventy-three tests green, public repo.</w:t>
+      </w:r>
+    </w:p>
+    <w:p>
+      <w:pPr>
+        <w:pStyle w:val="BlockText"/>
+      </w:pPr>
+      <w:r>
+        <w:t xml:space="preserve">Live at</w:t>
+      </w:r>
+      <w:r>
+        <w:t xml:space="preserve"> </w:t>
+      </w:r>
+      <w:r>
+        <w:rPr>
+          <w:b/>
+          <w:bCs/>
+        </w:rPr>
+        <w:t xml:space="preserve">axie-duel.vercel.app</w:t>
+      </w:r>
+      <w:r>
+        <w:t xml:space="preserve">.</w:t>
+      </w:r>
+      <w:r>
+        <w:t xml:space="preserve"> </w:t>
+      </w:r>
+      <w:r>
+        <w:t xml:space="preserve">Repo at</w:t>
+      </w:r>
+      <w:r>
+        <w:t xml:space="preserve"> </w:t>
+      </w:r>
+      <w:r>
+        <w:rPr>
+          <w:b/>
+          <w:bCs/>
+        </w:rPr>
+        <w:t xml:space="preserve">github.com/anuarissa/axie-duel</w:t>
+      </w:r>
+      <w:r>
+        <w:t xml:space="preserve">.</w:t>
+      </w:r>
+      <w:r>
+        <w:t xml:space="preserve"> </w:t>
+      </w:r>
+      <w:r>
+        <w:t xml:space="preserve">Submission to the</w:t>
+      </w:r>
+      <w:r>
+        <w:t xml:space="preserve"> </w:t>
+      </w:r>
+      <w:r>
+        <w:rPr>
+          <w:b/>
+          <w:bCs/>
+        </w:rPr>
+        <w:t xml:space="preserve">Sky Mavis Builders Program</w:t>
+      </w:r>
+      <w:r>
+        <w:t xml:space="preserve">.</w:t>
+      </w:r>
+    </w:p>
+    <w:p>
+      <w:pPr>
+        <w:pStyle w:val="BlockText"/>
+      </w:pPr>
+      <w:r>
+        <w:t xml:space="preserve">Excited to talk about partnership. Thanks for watching."</w:t>
+      </w:r>
+    </w:p>
+    <w:p>
+      <w:r>
+        <w:pict>
+          <v:rect style="width:0;height:1.5pt" o:hralign="center" o:hrstd="t" o:hr="t"/>
+        </w:pict>
+      </w:r>
+    </w:p>
+    <w:bookmarkEnd w:id="17"/>
+    <w:bookmarkEnd w:id="18"/>
+    <w:bookmarkStart w:id="19" w:name="recording-checklist"/>
+    <w:p>
+      <w:pPr>
+        <w:pStyle w:val="Heading2"/>
+      </w:pPr>
+      <w:r>
+        <w:t xml:space="preserve">Recording checklist</w:t>
       </w:r>
     </w:p>
     <w:p>
@@ -1080,7 +1615,7 @@
         </w:numPr>
       </w:pPr>
       <w:r>
-        <w:t xml:space="preserve">Notifications silenced (DND mode)</w:t>
+        <w:t xml:space="preserve">Test account logged in BEFORE recording — starter pick + tutorial both completed (no forced redirects mid-video)</w:t>
       </w:r>
     </w:p>
     <w:p>
@@ -1092,7 +1627,7 @@
         </w:numPr>
       </w:pPr>
       <w:r>
-        <w:t xml:space="preserve">Pre-record dry run to nail timing — first take is rarely the keeper</w:t>
+        <w:t xml:space="preserve">Browser cleaned: no other tabs, no bookmarks bar, no extensions visible</w:t>
       </w:r>
     </w:p>
     <w:p>
@@ -1104,7 +1639,7 @@
         </w:numPr>
       </w:pPr>
       <w:r>
-        <w:t xml:space="preserve">Cursor highlight on (built-in OBS plugin or system setting)</w:t>
+        <w:t xml:space="preserve">Notifications silenced (Win11 → Do Not Disturb / Focus Assist)</w:t>
       </w:r>
     </w:p>
     <w:p>
@@ -1116,7 +1651,7 @@
         </w:numPr>
       </w:pPr>
       <w:r>
-        <w:t xml:space="preserve">Re-record any segment &gt; 30 s of dead air or stumbling</w:t>
+        <w:t xml:space="preserve">Pre-record dry run to nail timing — first take is rarely the keeper</w:t>
       </w:r>
     </w:p>
     <w:p>
@@ -1128,7 +1663,7 @@
         </w:numPr>
       </w:pPr>
       <w:r>
-        <w:t xml:space="preserve">Hard cut total length to 5:00 — Sky Mavis evaluators will skim</w:t>
+        <w:t xml:space="preserve">Cursor highlight on (OBS sources → Display Capture → Properties → Capture Cursor: ON)</w:t>
       </w:r>
     </w:p>
     <w:p>
@@ -1140,11 +1675,35 @@
         </w:numPr>
       </w:pPr>
       <w:r>
-        <w:t xml:space="preserve">Add YouTube chapter markers matching the timing breakdown above</w:t>
-      </w:r>
-    </w:p>
-    <w:bookmarkEnd w:id="22"/>
-    <w:bookmarkStart w:id="23" w:name="youtube-upload-metadata"/>
+        <w:t xml:space="preserve">Re-record any segment &gt; 30 s of dead air or stumbling</w:t>
+      </w:r>
+    </w:p>
+    <w:p>
+      <w:pPr>
+        <w:pStyle w:val="Compact"/>
+        <w:numPr>
+          <w:ilvl w:val="0"/>
+          <w:numId w:val="1010"/>
+        </w:numPr>
+      </w:pPr>
+      <w:r>
+        <w:t xml:space="preserve">Hard cut total length to 5:00 — Sky Mavis evaluators will skim</w:t>
+      </w:r>
+    </w:p>
+    <w:p>
+      <w:pPr>
+        <w:pStyle w:val="Compact"/>
+        <w:numPr>
+          <w:ilvl w:val="0"/>
+          <w:numId w:val="1011"/>
+        </w:numPr>
+      </w:pPr>
+      <w:r>
+        <w:t xml:space="preserve">Add YouTube chapter markers matching the new timing breakdown</w:t>
+      </w:r>
+    </w:p>
+    <w:bookmarkEnd w:id="19"/>
+    <w:bookmarkStart w:id="20" w:name="youtube-upload-metadata"/>
     <w:p>
       <w:pPr>
         <w:pStyle w:val="Heading2"/>
@@ -1203,7 +1762,7 @@
         <w:rPr>
           <w:rStyle w:val="VerbatimChar"/>
         </w:rPr>
-        <w:t xml:space="preserve">Axie Duel is a tactical card game where every Axie NFT becomes a unique</w:t>
+        <w:t xml:space="preserve">Axie Duel is a Web 2.5 tactical card game where every Axie NFT becomes a</w:t>
       </w:r>
       <w:r>
         <w:br/>
@@ -1212,18 +1771,36 @@
         <w:rPr>
           <w:rStyle w:val="VerbatimChar"/>
         </w:rPr>
-        <w:t xml:space="preserve">playable card via a deterministic algorithm.</w:t>
+        <w:t xml:space="preserve">unique playable card via a deterministic algorithm. Free-to-play players</w:t>
       </w:r>
       <w:r>
         <w:br/>
       </w:r>
       <w:r>
+        <w:rPr>
+          <w:rStyle w:val="VerbatimChar"/>
+        </w:rPr>
+        <w:t xml:space="preserve">can reach the top of the ladder without spending — NFT cards add flavor,</w:t>
+      </w:r>
+      <w:r>
         <w:br/>
       </w:r>
       <w:r>
         <w:rPr>
           <w:rStyle w:val="VerbatimChar"/>
         </w:rPr>
+        <w:t xml:space="preserve">collectibility, and a distinctive gold frame, not raw power.</w:t>
+      </w:r>
+      <w:r>
+        <w:br/>
+      </w:r>
+      <w:r>
+        <w:br/>
+      </w:r>
+      <w:r>
+        <w:rPr>
+          <w:rStyle w:val="VerbatimChar"/>
+        </w:rPr>
         <w:t xml:space="preserve">· Live: https://axie-duel.vercel.app</w:t>
       </w:r>
       <w:r>
@@ -1266,7 +1843,7 @@
         <w:rPr>
           <w:rStyle w:val="VerbatimChar"/>
         </w:rPr>
-        <w:t xml:space="preserve">00:00 Opening hook</w:t>
+        <w:t xml:space="preserve">00:00 Project intro + Web 2.5 thesis</w:t>
       </w:r>
       <w:r>
         <w:br/>
@@ -1275,7 +1852,7 @@
         <w:rPr>
           <w:rStyle w:val="VerbatimChar"/>
         </w:rPr>
-        <w:t xml:space="preserve">00:25 The killer demo (parts → card algorithm)</w:t>
+        <w:t xml:space="preserve">00:35 Onboarding overview (Google + starter — mentioned, not shown)</w:t>
       </w:r>
       <w:r>
         <w:br/>
@@ -1284,7 +1861,7 @@
         <w:rPr>
           <w:rStyle w:val="VerbatimChar"/>
         </w:rPr>
-        <w:t xml:space="preserve">01:15 Onboarding flow (Web 2.5 — Google sign-in to first match)</w:t>
+        <w:t xml:space="preserve">01:10 Core loop — PvE match on Rookie difficulty</w:t>
       </w:r>
       <w:r>
         <w:br/>
@@ -1293,7 +1870,7 @@
         <w:rPr>
           <w:rStyle w:val="VerbatimChar"/>
         </w:rPr>
-        <w:t xml:space="preserve">01:55 Core game loop (PvE match)</w:t>
+        <w:t xml:space="preserve">02:30 Deck building + booster packs economy (free vs paid)</w:t>
       </w:r>
       <w:r>
         <w:br/>
@@ -1302,7 +1879,7 @@
         <w:rPr>
           <w:rStyle w:val="VerbatimChar"/>
         </w:rPr>
-        <w:t xml:space="preserve">03:00 Deck builder + catalog</w:t>
+        <w:t xml:space="preserve">03:15 Web 3 layer — /my-axies + NFT gold frame ⭐</w:t>
       </w:r>
       <w:r>
         <w:br/>
@@ -1311,7 +1888,7 @@
         <w:rPr>
           <w:rStyle w:val="VerbatimChar"/>
         </w:rPr>
-        <w:t xml:space="preserve">03:45 Tournaments + 90/10 burn economy</w:t>
+        <w:t xml:space="preserve">04:15 Future roadmap — Tournaments / Ronin auth / mainnet contracts</w:t>
       </w:r>
       <w:r>
         <w:br/>
@@ -1320,77 +1897,68 @@
         <w:rPr>
           <w:rStyle w:val="VerbatimChar"/>
         </w:rPr>
-        <w:t xml:space="preserve">04:20 Tech under the hood</w:t>
+        <w:t xml:space="preserve">04:45 Close + CTA</w:t>
       </w:r>
       <w:r>
         <w:br/>
       </w:r>
       <w:r>
+        <w:br/>
+      </w:r>
+      <w:r>
         <w:rPr>
           <w:rStyle w:val="VerbatimChar"/>
         </w:rPr>
-        <w:t xml:space="preserve">04:50 Close</w:t>
-      </w:r>
-      <w:r>
-        <w:br/>
-      </w:r>
-      <w:r>
-        <w:br/>
+        <w:t xml:space="preserve">Contact: anuarissa117@gmail.com</w:t>
+      </w:r>
+    </w:p>
+    <w:p>
+      <w:pPr>
+        <w:pStyle w:val="FirstParagraph"/>
+      </w:pPr>
+      <w:r>
+        <w:rPr>
+          <w:b/>
+          <w:bCs/>
+        </w:rPr>
+        <w:t xml:space="preserve">Visibility</w:t>
+      </w:r>
+      <w:r>
+        <w:t xml:space="preserve">: Unlisted (sharing via direct link only — until Sky Mavis approves public release)</w:t>
+      </w:r>
+    </w:p>
+    <w:p>
+      <w:pPr>
+        <w:pStyle w:val="BodyText"/>
+      </w:pPr>
+      <w:r>
+        <w:rPr>
+          <w:b/>
+          <w:bCs/>
+        </w:rPr>
+        <w:t xml:space="preserve">Thumbnail</w:t>
+      </w:r>
+      <w:r>
+        <w:t xml:space="preserve">: 1280×720, dark Ronin-purple background, large text "AXIE DUEL · WEB 2.5 TCG", small inset showing a</w:t>
+      </w:r>
+      <w:r>
+        <w:t xml:space="preserve"> </w:t>
       </w:r>
       <w:r>
         <w:rPr>
           <w:rStyle w:val="VerbatimChar"/>
         </w:rPr>
-        <w:t xml:space="preserve">Contact: anuarissa117@gmail.com</w:t>
-      </w:r>
-    </w:p>
-    <w:p>
-      <w:pPr>
-        <w:pStyle w:val="FirstParagraph"/>
-      </w:pPr>
-      <w:r>
-        <w:rPr>
-          <w:b/>
-          <w:bCs/>
-        </w:rPr>
-        <w:t xml:space="preserve">Visibility</w:t>
-      </w:r>
-      <w:r>
-        <w:t xml:space="preserve">: Unlisted (sharing via direct link only — until Sky Mavis approves public release)</w:t>
-      </w:r>
-    </w:p>
-    <w:p>
-      <w:pPr>
-        <w:pStyle w:val="BodyText"/>
-      </w:pPr>
-      <w:r>
-        <w:rPr>
-          <w:b/>
-          <w:bCs/>
-        </w:rPr>
-        <w:t xml:space="preserve">Thumbnail</w:t>
-      </w:r>
-      <w:r>
-        <w:t xml:space="preserve">: 1280×720, dark Ronin-purple background, large text "AXIE DUEL · 5-MIN TOUR", and a small inset of the</w:t>
-      </w:r>
-      <w:r>
-        <w:t xml:space="preserve"> </w:t>
-      </w:r>
-      <w:r>
-        <w:rPr>
-          <w:rStyle w:val="VerbatimChar"/>
-        </w:rPr>
         <w:t xml:space="preserve">/my-axies</w:t>
       </w:r>
       <w:r>
         <w:t xml:space="preserve"> </w:t>
       </w:r>
       <w:r>
-        <w:t xml:space="preserve">cards.</w:t>
-      </w:r>
-    </w:p>
-    <w:bookmarkEnd w:id="23"/>
-    <w:bookmarkEnd w:id="24"/>
+        <w:t xml:space="preserve">card with the gold frame visible.</w:t>
+      </w:r>
+    </w:p>
+    <w:bookmarkEnd w:id="20"/>
+    <w:bookmarkEnd w:id="21"/>
     <w:sectPr>
       <w:footnotePr>
         <w:numRestart w:val="eachSect"/>
@@ -1687,10 +2255,10 @@
     <w:abstractNumId w:val="991"/>
   </w:num>
   <w:num w:numId="1002">
-    <w:abstractNumId w:val="992"/>
+    <w:abstractNumId w:val="991"/>
   </w:num>
   <w:num w:numId="1003">
-    <w:abstractNumId w:val="992"/>
+    <w:abstractNumId w:val="991"/>
   </w:num>
   <w:num w:numId="1004">
     <w:abstractNumId w:val="992"/>
@@ -1708,6 +2276,12 @@
     <w:abstractNumId w:val="992"/>
   </w:num>
   <w:num w:numId="1009">
+    <w:abstractNumId w:val="992"/>
+  </w:num>
+  <w:num w:numId="1010">
+    <w:abstractNumId w:val="992"/>
+  </w:num>
+  <w:num w:numId="1011">
     <w:abstractNumId w:val="992"/>
   </w:num>
 </w:numbering>
